--- a/assets/templates/Согласие на медицинское вмешательство.docx
+++ b/assets/templates/Согласие на медицинское вмешательство.docx
@@ -42,22 +42,22 @@
     <w:tbl>
       <w:tblPr>
         <w:tblW w:w="10625" w:type="dxa"/>
-        <w:jc w:val="start"/>
+        <w:jc w:val="left"/>
         <w:tblInd w:w="0" w:type="dxa"/>
         <w:tblLayout w:type="fixed"/>
         <w:tblCellMar>
           <w:top w:w="0" w:type="dxa"/>
-          <w:start w:w="0" w:type="dxa"/>
+          <w:left w:w="0" w:type="dxa"/>
           <w:bottom w:w="0" w:type="dxa"/>
-          <w:end w:w="0" w:type="dxa"/>
+          <w:right w:w="0" w:type="dxa"/>
         </w:tblCellMar>
       </w:tblPr>
       <w:tblGrid>
-        <w:gridCol w:w="1711"/>
-        <w:gridCol w:w="364"/>
+        <w:gridCol w:w="1710"/>
+        <w:gridCol w:w="365"/>
         <w:gridCol w:w="1075"/>
-        <w:gridCol w:w="2336"/>
-        <w:gridCol w:w="5139"/>
+        <w:gridCol w:w="2335"/>
+        <w:gridCol w:w="5140"/>
       </w:tblGrid>
       <w:tr>
         <w:trPr/>
@@ -73,7 +73,7 @@
               <w:pStyle w:val="Normal"/>
               <w:shd w:val="clear" w:color="auto" w:fill="FFFFFF"/>
               <w:spacing w:lineRule="exact" w:line="254"/>
-              <w:ind w:end="-143"/>
+              <w:ind w:right="-143"/>
               <w:rPr>
                 <w:sz w:val="20"/>
                 <w:szCs w:val="20"/>
@@ -97,9 +97,9 @@
             </w:tcBorders>
             <w:tcMar>
               <w:top w:w="55" w:type="dxa"/>
-              <w:start w:w="55" w:type="dxa"/>
+              <w:left w:w="55" w:type="dxa"/>
               <w:bottom w:w="55" w:type="dxa"/>
-              <w:end w:w="55" w:type="dxa"/>
+              <w:right w:w="55" w:type="dxa"/>
             </w:tcMar>
             <w:vAlign w:val="center"/>
           </w:tcPr>
@@ -108,7 +108,7 @@
               <w:pStyle w:val="Normal"/>
               <w:shd w:val="clear" w:color="auto" w:fill="FFFFFF"/>
               <w:spacing w:lineRule="exact" w:line="254"/>
-              <w:ind w:end="-143"/>
+              <w:ind w:right="-143"/>
               <w:rPr>
                 <w:b w:val="false"/>
                 <w:bCs w:val="false"/>
@@ -132,7 +132,7 @@
         <w:trPr/>
         <w:tc>
           <w:tcPr>
-            <w:tcW w:w="5486" w:type="dxa"/>
+            <w:tcW w:w="5485" w:type="dxa"/>
             <w:gridSpan w:val="4"/>
             <w:tcBorders/>
           </w:tcPr>
@@ -141,7 +141,7 @@
               <w:pStyle w:val="Normal"/>
               <w:shd w:val="clear" w:color="auto" w:fill="FFFFFF"/>
               <w:spacing w:lineRule="exact" w:line="254"/>
-              <w:ind w:end="-143"/>
+              <w:ind w:right="-143"/>
               <w:rPr>
                 <w:u w:val="none"/>
               </w:rPr>
@@ -158,15 +158,15 @@
         </w:tc>
         <w:tc>
           <w:tcPr>
-            <w:tcW w:w="5139" w:type="dxa"/>
+            <w:tcW w:w="5140" w:type="dxa"/>
             <w:tcBorders>
               <w:bottom w:val="single" w:sz="4" w:space="0" w:color="000000"/>
             </w:tcBorders>
             <w:tcMar>
               <w:top w:w="55" w:type="dxa"/>
-              <w:start w:w="55" w:type="dxa"/>
+              <w:left w:w="55" w:type="dxa"/>
               <w:bottom w:w="55" w:type="dxa"/>
-              <w:end w:w="55" w:type="dxa"/>
+              <w:right w:w="55" w:type="dxa"/>
             </w:tcMar>
           </w:tcPr>
           <w:p>
@@ -174,7 +174,7 @@
               <w:pStyle w:val="Normal"/>
               <w:shd w:val="clear" w:color="auto" w:fill="FFFFFF"/>
               <w:spacing w:lineRule="exact" w:line="254"/>
-              <w:ind w:end="-143"/>
+              <w:ind w:right="-143"/>
               <w:rPr>
                 <w:u w:val="none"/>
               </w:rPr>
@@ -196,7 +196,7 @@
         </w:trPr>
         <w:tc>
           <w:tcPr>
-            <w:tcW w:w="1711" w:type="dxa"/>
+            <w:tcW w:w="1710" w:type="dxa"/>
             <w:tcBorders/>
           </w:tcPr>
           <w:p>
@@ -204,7 +204,7 @@
               <w:pStyle w:val="Normal"/>
               <w:shd w:val="clear" w:color="auto" w:fill="FFFFFF"/>
               <w:spacing w:lineRule="exact" w:line="254"/>
-              <w:ind w:end="-143"/>
+              <w:ind w:right="-143"/>
               <w:rPr>
                 <w:sz w:val="20"/>
                 <w:szCs w:val="20"/>
@@ -221,16 +221,16 @@
         </w:tc>
         <w:tc>
           <w:tcPr>
-            <w:tcW w:w="8914" w:type="dxa"/>
+            <w:tcW w:w="8915" w:type="dxa"/>
             <w:gridSpan w:val="4"/>
             <w:tcBorders>
               <w:bottom w:val="single" w:sz="4" w:space="0" w:color="000000"/>
             </w:tcBorders>
             <w:tcMar>
               <w:top w:w="55" w:type="dxa"/>
-              <w:start w:w="55" w:type="dxa"/>
+              <w:left w:w="55" w:type="dxa"/>
               <w:bottom w:w="55" w:type="dxa"/>
-              <w:end w:w="55" w:type="dxa"/>
+              <w:right w:w="55" w:type="dxa"/>
             </w:tcMar>
           </w:tcPr>
           <w:p>
@@ -238,7 +238,7 @@
               <w:pStyle w:val="Normal"/>
               <w:shd w:val="clear" w:color="auto" w:fill="FFFFFF"/>
               <w:spacing w:lineRule="exact" w:line="254"/>
-              <w:ind w:end="-143"/>
+              <w:ind w:right="-143"/>
               <w:rPr>
                 <w:u w:val="none"/>
               </w:rPr>
@@ -269,7 +269,7 @@
               <w:pStyle w:val="Normal"/>
               <w:shd w:val="clear" w:color="auto" w:fill="FFFFFF"/>
               <w:spacing w:lineRule="exact" w:line="254"/>
-              <w:ind w:end="-143"/>
+              <w:ind w:right="-143"/>
               <w:rPr>
                 <w:sz w:val="20"/>
                 <w:szCs w:val="20"/>
@@ -293,9 +293,9 @@
             </w:tcBorders>
             <w:tcMar>
               <w:top w:w="55" w:type="dxa"/>
-              <w:start w:w="55" w:type="dxa"/>
+              <w:left w:w="55" w:type="dxa"/>
               <w:bottom w:w="55" w:type="dxa"/>
-              <w:end w:w="55" w:type="dxa"/>
+              <w:right w:w="55" w:type="dxa"/>
             </w:tcMar>
             <w:vAlign w:val="center"/>
           </w:tcPr>
@@ -404,27 +404,27 @@
       <w:tblPr>
         <w:tblStyle w:val="a3"/>
         <w:tblW w:w="10191" w:type="dxa"/>
-        <w:jc w:val="start"/>
-        <w:tblInd w:w="14" w:type="dxa"/>
+        <w:jc w:val="left"/>
+        <w:tblInd w:w="24" w:type="dxa"/>
         <w:tblLayout w:type="fixed"/>
         <w:tblCellMar>
           <w:top w:w="0" w:type="dxa"/>
-          <w:start w:w="5" w:type="dxa"/>
+          <w:left w:w="5" w:type="dxa"/>
           <w:bottom w:w="0" w:type="dxa"/>
-          <w:end w:w="5" w:type="dxa"/>
+          <w:right w:w="5" w:type="dxa"/>
         </w:tblCellMar>
-        <w:tblLook w:val="01e0" w:noHBand="0" w:noVBand="0" w:firstColumn="1" w:lastRow="1" w:lastColumn="1" w:firstRow="1"/>
+        <w:tblLook w:noHBand="0" w:noVBand="0" w:firstColumn="1" w:lastRow="1" w:lastColumn="1" w:firstRow="1" w:val="01e0"/>
       </w:tblPr>
       <w:tblGrid>
-        <w:gridCol w:w="2542"/>
+        <w:gridCol w:w="2541"/>
         <w:gridCol w:w="225"/>
-        <w:gridCol w:w="7424"/>
+        <w:gridCol w:w="7425"/>
       </w:tblGrid>
       <w:tr>
         <w:trPr/>
         <w:tc>
           <w:tcPr>
-            <w:tcW w:w="2542" w:type="dxa"/>
+            <w:tcW w:w="2541" w:type="dxa"/>
             <w:tcBorders>
               <w:bottom w:val="nil"/>
             </w:tcBorders>
@@ -488,7 +488,7 @@
         </w:tc>
         <w:tc>
           <w:tcPr>
-            <w:tcW w:w="7424" w:type="dxa"/>
+            <w:tcW w:w="7425" w:type="dxa"/>
             <w:tcBorders>
               <w:bottom w:val="nil"/>
             </w:tcBorders>
@@ -524,7 +524,7 @@
         <w:trPr/>
         <w:tc>
           <w:tcPr>
-            <w:tcW w:w="2542" w:type="dxa"/>
+            <w:tcW w:w="2541" w:type="dxa"/>
             <w:tcBorders>
               <w:top w:val="nil"/>
             </w:tcBorders>
@@ -589,7 +589,7 @@
         </w:tc>
         <w:tc>
           <w:tcPr>
-            <w:tcW w:w="7424" w:type="dxa"/>
+            <w:tcW w:w="7425" w:type="dxa"/>
             <w:tcBorders>
               <w:top w:val="nil"/>
             </w:tcBorders>
@@ -643,21 +643,21 @@
       <w:tblPr>
         <w:tblStyle w:val="a3"/>
         <w:tblW w:w="10191" w:type="dxa"/>
-        <w:jc w:val="start"/>
+        <w:jc w:val="left"/>
         <w:tblInd w:w="14" w:type="dxa"/>
         <w:tblLayout w:type="fixed"/>
         <w:tblCellMar>
           <w:top w:w="0" w:type="dxa"/>
-          <w:start w:w="0" w:type="dxa"/>
+          <w:left w:w="0" w:type="dxa"/>
           <w:bottom w:w="0" w:type="dxa"/>
-          <w:end w:w="0" w:type="dxa"/>
+          <w:right w:w="0" w:type="dxa"/>
         </w:tblCellMar>
-        <w:tblLook w:val="01e0" w:noHBand="0" w:noVBand="0" w:firstColumn="1" w:lastRow="1" w:lastColumn="1" w:firstRow="1"/>
+        <w:tblLook w:noHBand="0" w:noVBand="0" w:firstColumn="1" w:lastRow="1" w:lastColumn="1" w:firstRow="1" w:val="01e0"/>
       </w:tblPr>
       <w:tblGrid>
-        <w:gridCol w:w="2542"/>
+        <w:gridCol w:w="2541"/>
         <w:gridCol w:w="225"/>
-        <w:gridCol w:w="7424"/>
+        <w:gridCol w:w="7425"/>
       </w:tblGrid>
       <w:tr>
         <w:trPr>
@@ -665,11 +665,11 @@
         </w:trPr>
         <w:tc>
           <w:tcPr>
-            <w:tcW w:w="2542" w:type="dxa"/>
+            <w:tcW w:w="2541" w:type="dxa"/>
             <w:tcBorders>
               <w:top w:val="nil"/>
-              <w:start w:val="nil"/>
-              <w:end w:val="nil"/>
+              <w:left w:val="nil"/>
+              <w:right w:val="nil"/>
             </w:tcBorders>
             <w:vAlign w:val="bottom"/>
           </w:tcPr>
@@ -702,9 +702,9 @@
             <w:tcW w:w="225" w:type="dxa"/>
             <w:tcBorders>
               <w:top w:val="nil"/>
-              <w:start w:val="nil"/>
+              <w:left w:val="nil"/>
               <w:bottom w:val="nil"/>
-              <w:end w:val="nil"/>
+              <w:right w:val="nil"/>
             </w:tcBorders>
             <w:vAlign w:val="bottom"/>
           </w:tcPr>
@@ -734,11 +734,11 @@
         </w:tc>
         <w:tc>
           <w:tcPr>
-            <w:tcW w:w="7424" w:type="dxa"/>
+            <w:tcW w:w="7425" w:type="dxa"/>
             <w:tcBorders>
               <w:top w:val="nil"/>
-              <w:start w:val="nil"/>
-              <w:end w:val="nil"/>
+              <w:left w:val="nil"/>
+              <w:right w:val="nil"/>
             </w:tcBorders>
             <w:vAlign w:val="bottom"/>
           </w:tcPr>
@@ -771,11 +771,11 @@
         <w:trPr/>
         <w:tc>
           <w:tcPr>
-            <w:tcW w:w="2542" w:type="dxa"/>
-            <w:tcBorders>
-              <w:start w:val="nil"/>
+            <w:tcW w:w="2541" w:type="dxa"/>
+            <w:tcBorders>
+              <w:left w:val="nil"/>
               <w:bottom w:val="nil"/>
-              <w:end w:val="nil"/>
+              <w:right w:val="nil"/>
             </w:tcBorders>
             <w:vAlign w:val="bottom"/>
           </w:tcPr>
@@ -809,9 +809,9 @@
             <w:tcW w:w="225" w:type="dxa"/>
             <w:tcBorders>
               <w:top w:val="nil"/>
-              <w:start w:val="nil"/>
+              <w:left w:val="nil"/>
               <w:bottom w:val="nil"/>
-              <w:end w:val="nil"/>
+              <w:right w:val="nil"/>
             </w:tcBorders>
             <w:vAlign w:val="bottom"/>
           </w:tcPr>
@@ -841,11 +841,11 @@
         </w:tc>
         <w:tc>
           <w:tcPr>
-            <w:tcW w:w="7424" w:type="dxa"/>
-            <w:tcBorders>
-              <w:start w:val="nil"/>
+            <w:tcW w:w="7425" w:type="dxa"/>
+            <w:tcBorders>
+              <w:left w:val="nil"/>
               <w:bottom w:val="nil"/>
-              <w:end w:val="nil"/>
+              <w:right w:val="nil"/>
             </w:tcBorders>
             <w:vAlign w:val="bottom"/>
           </w:tcPr>
@@ -897,16 +897,16 @@
       <w:tblPr>
         <w:tblStyle w:val="a3"/>
         <w:tblW w:w="6468" w:type="dxa"/>
-        <w:jc w:val="start"/>
+        <w:jc w:val="left"/>
         <w:tblInd w:w="14" w:type="dxa"/>
         <w:tblLayout w:type="fixed"/>
         <w:tblCellMar>
           <w:top w:w="0" w:type="dxa"/>
-          <w:start w:w="0" w:type="dxa"/>
+          <w:left w:w="0" w:type="dxa"/>
           <w:bottom w:w="0" w:type="dxa"/>
-          <w:end w:w="0" w:type="dxa"/>
+          <w:right w:w="0" w:type="dxa"/>
         </w:tblCellMar>
-        <w:tblLook w:val="01e0" w:noHBand="0" w:noVBand="0" w:firstColumn="1" w:lastRow="1" w:lastColumn="1" w:firstRow="1"/>
+        <w:tblLook w:noHBand="0" w:noVBand="0" w:firstColumn="1" w:lastRow="1" w:lastColumn="1" w:firstRow="1" w:val="01e0"/>
       </w:tblPr>
       <w:tblGrid>
         <w:gridCol w:w="1232"/>
@@ -920,9 +920,9 @@
             <w:tcW w:w="1232" w:type="dxa"/>
             <w:tcBorders>
               <w:top w:val="nil"/>
-              <w:start w:val="nil"/>
+              <w:left w:val="nil"/>
               <w:bottom w:val="nil"/>
-              <w:end w:val="nil"/>
+              <w:right w:val="nil"/>
             </w:tcBorders>
             <w:vAlign w:val="bottom"/>
           </w:tcPr>
@@ -955,8 +955,8 @@
             <w:tcW w:w="4787" w:type="dxa"/>
             <w:tcBorders>
               <w:top w:val="nil"/>
-              <w:start w:val="nil"/>
-              <w:end w:val="nil"/>
+              <w:left w:val="nil"/>
+              <w:right w:val="nil"/>
             </w:tcBorders>
             <w:vAlign w:val="bottom"/>
           </w:tcPr>
@@ -990,9 +990,9 @@
             <w:tcW w:w="449" w:type="dxa"/>
             <w:tcBorders>
               <w:top w:val="nil"/>
-              <w:start w:val="nil"/>
+              <w:left w:val="nil"/>
               <w:bottom w:val="nil"/>
-              <w:end w:val="nil"/>
+              <w:right w:val="nil"/>
             </w:tcBorders>
             <w:vAlign w:val="bottom"/>
           </w:tcPr>
@@ -1002,7 +1002,7 @@
               <w:widowControl/>
               <w:suppressAutoHyphens w:val="true"/>
               <w:spacing w:before="0" w:after="0"/>
-              <w:jc w:val="start"/>
+              <w:jc w:val="left"/>
               <w:rPr>
                 <w:kern w:val="0"/>
                 <w:sz w:val="20"/>
@@ -1029,9 +1029,9 @@
             <w:tcW w:w="1232" w:type="dxa"/>
             <w:tcBorders>
               <w:top w:val="nil"/>
-              <w:start w:val="nil"/>
+              <w:left w:val="nil"/>
               <w:bottom w:val="nil"/>
-              <w:end w:val="nil"/>
+              <w:right w:val="nil"/>
             </w:tcBorders>
             <w:vAlign w:val="bottom"/>
           </w:tcPr>
@@ -1063,9 +1063,9 @@
           <w:tcPr>
             <w:tcW w:w="4787" w:type="dxa"/>
             <w:tcBorders>
-              <w:start w:val="nil"/>
+              <w:left w:val="nil"/>
               <w:bottom w:val="nil"/>
-              <w:end w:val="nil"/>
+              <w:right w:val="nil"/>
             </w:tcBorders>
             <w:vAlign w:val="bottom"/>
           </w:tcPr>
@@ -1099,9 +1099,9 @@
             <w:tcW w:w="449" w:type="dxa"/>
             <w:tcBorders>
               <w:top w:val="nil"/>
-              <w:start w:val="nil"/>
+              <w:left w:val="nil"/>
               <w:bottom w:val="nil"/>
-              <w:end w:val="nil"/>
+              <w:right w:val="nil"/>
             </w:tcBorders>
             <w:vAlign w:val="bottom"/>
           </w:tcPr>
@@ -1111,7 +1111,7 @@
               <w:widowControl/>
               <w:suppressAutoHyphens w:val="true"/>
               <w:spacing w:before="0" w:after="0"/>
-              <w:jc w:val="start"/>
+              <w:jc w:val="left"/>
               <w:rPr>
                 <w:kern w:val="0"/>
                 <w:sz w:val="20"/>
@@ -1557,7 +1557,7 @@
       <w:suppressAutoHyphens w:val="true"/>
       <w:bidi w:val="0"/>
       <w:spacing w:lineRule="auto" w:line="240" w:before="0" w:after="0"/>
-      <w:jc w:val="start"/>
+      <w:jc w:val="left"/>
     </w:pPr>
     <w:rPr>
       <w:rFonts w:ascii="Times New Roman" w:hAnsi="Times New Roman" w:eastAsia="Times New Roman" w:cs="Times New Roman"/>
@@ -1720,37 +1720,37 @@
         <a:srgbClr val="000000"/>
       </a:dk1>
       <a:lt1>
-        <a:srgbClr val="ffffff"/>
+        <a:srgbClr val="FFFFFF"/>
       </a:lt1>
       <a:dk2>
-        <a:srgbClr val="44546a"/>
+        <a:srgbClr val="44546A"/>
       </a:dk2>
       <a:lt2>
-        <a:srgbClr val="e7e6e6"/>
+        <a:srgbClr val="E7E6E6"/>
       </a:lt2>
       <a:accent1>
-        <a:srgbClr val="5b9bd5"/>
+        <a:srgbClr val="5B9BD5"/>
       </a:accent1>
       <a:accent2>
-        <a:srgbClr val="ed7d31"/>
+        <a:srgbClr val="ED7D31"/>
       </a:accent2>
       <a:accent3>
-        <a:srgbClr val="a5a5a5"/>
+        <a:srgbClr val="A5A5A5"/>
       </a:accent3>
       <a:accent4>
-        <a:srgbClr val="ffc000"/>
+        <a:srgbClr val="FFC000"/>
       </a:accent4>
       <a:accent5>
-        <a:srgbClr val="4472c4"/>
+        <a:srgbClr val="4472C4"/>
       </a:accent5>
       <a:accent6>
-        <a:srgbClr val="70ad47"/>
+        <a:srgbClr val="70AD47"/>
       </a:accent6>
       <a:hlink>
-        <a:srgbClr val="0563c1"/>
+        <a:srgbClr val="0563C1"/>
       </a:hlink>
       <a:folHlink>
-        <a:srgbClr val="954f72"/>
+        <a:srgbClr val="954F72"/>
       </a:folHlink>
     </a:clrScheme>
     <a:fontScheme name="Стандартная">
